--- a/Classwork_ALevel_20260918.docx
+++ b/Classwork_ALevel_20260918.docx
@@ -314,11 +314,19 @@
                 <w:rFonts w:eastAsia="MS Mincho" w:hint="eastAsia"/>
               </w:rPr>
             </w:pPr>
+            <w:commentRangeStart w:id="1"/>
             <w:r>
               <w:rPr>
                 <w:rFonts w:eastAsia="MS Mincho"/>
               </w:rPr>
               <w:t>Level 3</w:t>
+            </w:r>
+            <w:commentRangeEnd w:id="1"/>
+            <w:r>
+              <w:rPr>
+                <w:rStyle w:val="CommentReference"/>
+              </w:rPr>
+              <w:commentReference w:id="1"/>
             </w:r>
           </w:p>
           <w:p>
@@ -377,6 +385,7 @@
                 <w:rFonts w:eastAsia="MS Mincho" w:hint="eastAsia"/>
               </w:rPr>
             </w:pPr>
+            <w:commentRangeStart w:id="2"/>
             <w:r>
               <w:rPr>
                 <w:rFonts w:eastAsia="MS Mincho"/>
@@ -396,6 +405,13 @@
                 <w:rFonts w:eastAsia="MS Mincho"/>
               </w:rPr>
               <w:t xml:space="preserve"> nodes.</w:t>
+            </w:r>
+            <w:commentRangeEnd w:id="2"/>
+            <w:r>
+              <w:rPr>
+                <w:rStyle w:val="CommentReference"/>
+              </w:rPr>
+              <w:commentReference w:id="2"/>
             </w:r>
           </w:p>
           <w:p>
@@ -468,11 +484,19 @@
                 <w:rFonts w:eastAsia="MS Mincho" w:hint="eastAsia"/>
               </w:rPr>
             </w:pPr>
+            <w:commentRangeStart w:id="3"/>
             <w:r>
               <w:rPr>
                 <w:rFonts w:eastAsia="MS Mincho"/>
               </w:rPr>
               <w:t>right child greater than parent node</w:t>
+            </w:r>
+            <w:commentRangeEnd w:id="3"/>
+            <w:r>
+              <w:rPr>
+                <w:rStyle w:val="CommentReference"/>
+              </w:rPr>
+              <w:commentReference w:id="3"/>
             </w:r>
           </w:p>
         </w:tc>
@@ -580,6 +604,7 @@
                 <w:rFonts w:eastAsia="MS Mincho" w:hint="eastAsia"/>
               </w:rPr>
             </w:pPr>
+            <w:commentRangeStart w:id="4"/>
             <w:r>
               <w:rPr>
                 <w:rFonts w:eastAsia="MS Mincho"/>
@@ -600,6 +625,13 @@
                 <w:rFonts w:eastAsia="MS Mincho"/>
               </w:rPr>
               <w:t xml:space="preserve"> so they are one-to-one mapped to the data</w:t>
+            </w:r>
+            <w:commentRangeEnd w:id="4"/>
+            <w:r>
+              <w:rPr>
+                <w:rStyle w:val="CommentReference"/>
+              </w:rPr>
+              <w:commentReference w:id="4"/>
             </w:r>
           </w:p>
           <w:p>
@@ -1558,11 +1590,19 @@
                 <w:rFonts w:eastAsia="MS Mincho" w:hint="eastAsia"/>
               </w:rPr>
             </w:pPr>
+            <w:commentRangeStart w:id="5"/>
             <w:r>
               <w:rPr>
                 <w:rFonts w:eastAsia="MS Mincho"/>
               </w:rPr>
               <w:t>-1</w:t>
+            </w:r>
+            <w:commentRangeEnd w:id="5"/>
+            <w:r>
+              <w:rPr>
+                <w:rStyle w:val="CommentReference"/>
+              </w:rPr>
+              <w:commentReference w:id="5"/>
             </w:r>
           </w:p>
         </w:tc>
@@ -3216,6 +3256,7 @@
                 <w:rFonts w:eastAsia="MS Mincho" w:hint="eastAsia"/>
               </w:rPr>
             </w:pPr>
+            <w:commentRangeStart w:id="6"/>
             <w:r>
               <w:rPr>
                 <w:rFonts w:eastAsia="MS Mincho"/>
@@ -3235,6 +3276,13 @@
                 <w:rFonts w:eastAsia="MS Mincho"/>
               </w:rPr>
               <w:t xml:space="preserve"> value is changed to the index of the node that was removed from the linked list so that the next item to be added will be stored at this node.</w:t>
+            </w:r>
+            <w:commentRangeEnd w:id="6"/>
+            <w:r>
+              <w:rPr>
+                <w:rStyle w:val="CommentReference"/>
+              </w:rPr>
+              <w:commentReference w:id="6"/>
             </w:r>
           </w:p>
         </w:tc>
@@ -3464,6 +3512,7 @@
                 <w:shd w:val="clear" w:color="auto" w:fill="1F1F1F"/>
               </w:rPr>
             </w:pPr>
+            <w:commentRangeStart w:id="7"/>
             <w:r>
               <w:rPr>
                 <w:rFonts w:ascii="Consolas;Courier New;monospace" w:hAnsi="Consolas;Courier New;monospace"/>
@@ -3504,6 +3553,13 @@
                 <w:shd w:val="clear" w:color="auto" w:fill="1F1F1F"/>
               </w:rPr>
               <w:t>-1</w:t>
+            </w:r>
+            <w:commentRangeEnd w:id="7"/>
+            <w:r>
+              <w:rPr>
+                <w:rStyle w:val="CommentReference"/>
+              </w:rPr>
+              <w:commentReference w:id="7"/>
             </w:r>
           </w:p>
           <w:p>
@@ -5632,6 +5688,7 @@
                 <w:rFonts w:eastAsia="MS Mincho" w:hint="eastAsia"/>
               </w:rPr>
             </w:pPr>
+            <w:commentRangeStart w:id="8"/>
             <w:r>
               <w:rPr>
                 <w:rFonts w:eastAsia="MS Mincho"/>
@@ -5651,6 +5708,13 @@
                 <w:rFonts w:eastAsia="MS Mincho"/>
               </w:rPr>
               <w:t xml:space="preserve"> = 0, i.e. the queue is empty, there is no order to output.</w:t>
+            </w:r>
+            <w:commentRangeEnd w:id="8"/>
+            <w:r>
+              <w:rPr>
+                <w:rStyle w:val="CommentReference"/>
+              </w:rPr>
+              <w:commentReference w:id="8"/>
             </w:r>
           </w:p>
           <w:p>
@@ -5690,6 +5754,67 @@
     </w:sectPr>
   </w:body>
 </w:document>
+</file>
+
+<file path=word/comments.xml><?xml version="1.0" encoding="utf-8"?>
+<w:comments xmlns:w="http://schemas.openxmlformats.org/wordprocessingml/2006/main">
+  <w:comment w:id="1" w:author="Teacher" w:date="2026-09-25T13:00:00Z" w:initials="T">
+    <w:p>
+      <w:r>
+        <w:t xml:space="preserve">4/4 - Full marks. Level 3 and height 2 are both correct. To make the answer complete in the exam it also helps to state that the root is counted as level 1, which is what makes 45 level 3, and to define height as the number of edges on the longest path from the root to the deepest leaf.</w:t>
+      </w:r>
+    </w:p>
+  </w:comment>
+  <w:comment w:id="2" w:author="Teacher" w:date="2026-09-25T13:00:00Z" w:initials="T">
+    <w:p>
+      <w:r>
+        <w:t xml:space="preserve">3/4 - Your example (node 25 with 16 and 32) is correct and the nodes are named, which earns two marks. One is lost on the definition: a subtree is a node together with all of its descendants, not just its children - 'descendants' includes every node in the branches below, however deep they go. (-1)</w:t>
+      </w:r>
+    </w:p>
+  </w:comment>
+  <w:comment w:id="3" w:author="Teacher" w:date="2026-09-25T13:00:00Z" w:initials="T">
+    <w:p>
+      <w:r>
+        <w:t xml:space="preserve">4/4 - Full marks. Both rules are correctly stated. Since duplicate keys do not appear in A-Level or IB binary search tree questions, 'greater than' for the right child is accepted on its own. The fuller wording you may see in a mark scheme is 'greater than or equal to', which is the convention when duplicates are allowed.</w:t>
+      </w:r>
+    </w:p>
+  </w:comment>
+  <w:comment w:id="4" w:author="Teacher" w:date="2026-09-25T13:00:00Z" w:initials="T">
+    <w:p>
+      <w:r>
+        <w:t xml:space="preserve">3/5 - Uniqueness, the fact that surnames can be duplicated, and the one-to-one mapping point are all credited. Missing: that a key must also be comparable, which is what lets the tree order and search by it; and a closing statement that ties the two together. (-2)</w:t>
+      </w:r>
+    </w:p>
+  </w:comment>
+  <w:comment w:id="5" w:author="Teacher" w:date="2026-09-25T13:00:00Z" w:initials="T">
+    <w:p>
+      <w:r>
+        <w:t xml:space="preserve">6/6 - Full marks. Every itemPointer is correct, and -1 in the last row is the right value: the node holding 61 is the last node in the list, so its next pointer is the null pointer. When a question asks for the next pointer, giving the pointer actually stored in that node is the correct reading. It is worth adding in words that the search stops and returns the index once the item is found.</w:t>
+      </w:r>
+    </w:p>
+  </w:comment>
+  <w:comment w:id="6" w:author="Teacher" w:date="2026-09-25T13:00:00Z" w:initials="T">
+    <w:p>
+      <w:r>
+        <w:t xml:space="preserve">3/4 - Updating heapStartPointer to the removed node, and the fact that the node can then be reused, are both credited. Missing: the removed node's own pointer is set to the old heapStartPointer first, so that it links on to the rest of the free list, and only then is heapStartPointer moved onto it. (-1)</w:t>
+      </w:r>
+    </w:p>
+  </w:comment>
+  <w:comment w:id="7" w:author="Teacher" w:date="2026-09-25T13:00:00Z" w:initials="T">
+    <w:p>
+      <w:r>
+        <w:t xml:space="preserve">2/3 - The list of 8 items and orderCount = 0 are correct. The question asks for front, rear and orderCount all to be initialised to 0, and you set rear to -1. Your own wrap-around makes that work, so the logic is sound, but it is not what the question specified. (-1)</w:t>
+      </w:r>
+    </w:p>
+  </w:comment>
+  <w:comment w:id="8" w:author="Teacher" w:date="2026-09-25T13:00:00Z" w:initials="T">
+    <w:p>
+      <w:r>
+        <w:t xml:space="preserve">4/5 - The empty queue and the repeated "EMPTY" returns are correct, and stating that orderCount = 0 earns the explanation marks. The final mark is for linking it to the code: dequeue() tests orderCount == 0 and returns "EMPTY" before it reads the list, so the pointers are never touched. (-1)</w:t>
+      </w:r>
+    </w:p>
+  </w:comment>
+</w:comments>
 </file>
 
 <file path=word/endnotes.xml><?xml version="1.0" encoding="utf-8"?>
